--- a/答辩稿_标准格式-1e5ce5cd7c.docx
+++ b/答辩稿_标准格式-1e5ce5cd7c.docx
@@ -28,16 +28,7 @@
           <w:rFonts w:hint="default"/>
           <w:lang w:val="en-US" w:eastAsia="zh-CN"/>
         </w:rPr>
-        <w:t>今天我将</w:t>
-      </w:r>
-      <w:bookmarkStart w:id="0" w:name="_GoBack"/>
-      <w:bookmarkEnd w:id="0"/>
-      <w:r>
-        <w:rPr>
-          <w:rFonts w:hint="default"/>
-          <w:lang w:val="en-US" w:eastAsia="zh-CN"/>
-        </w:rPr>
-        <w:t>围绕六个部分展开汇报：</w:t>
+        <w:t>今天我将围绕六个部分展开汇报：</w:t>
       </w:r>
     </w:p>
     <w:p>
@@ -491,7 +482,12 @@
         <w:t>浏览器内远程控制</w:t>
       </w:r>
       <w:r>
-        <w:t>：集成 noVNC 和 xterm.js，支持浏览器直接 VNC/SSH，到处只要有浏览器就能管设备。</w:t>
+        <w:t>：集成 noVNC 和 xterm.js，支持浏览器直接</w:t>
+      </w:r>
+      <w:bookmarkStart w:id="0" w:name="_GoBack"/>
+      <w:bookmarkEnd w:id="0"/>
+      <w:r>
+        <w:t>VNC/SSH，到处只要有浏览器就能管设备。</w:t>
       </w:r>
     </w:p>
     <w:p>
@@ -669,7 +665,7 @@
         <w:t xml:space="preserve">• </w:t>
       </w:r>
       <w:r>
-        <w:t>存储用户、无人机、GPS 设备、飞行任务、监控数据和告警记录；</w:t>
+        <w:t>存储用户、无人机、GPS设备、飞行任务、监控数据和告警记录；</w:t>
       </w:r>
     </w:p>
     <w:p>
@@ -685,7 +681,7 @@
         <w:t xml:space="preserve">• </w:t>
       </w:r>
       <w:r>
-        <w:t>启用 WAL 模式提升并发性能，支持自动迁移。</w:t>
+        <w:t>启用WAL模式提升并发性能，支持自动迁移。</w:t>
       </w:r>
     </w:p>
     <w:p>
@@ -725,7 +721,7 @@
         <w:t xml:space="preserve">• </w:t>
       </w:r>
       <w:r>
-        <w:t>采集 GPS、飞行状态、电池、电机等指标，通过 HTTP/WebSocket 实时上报；</w:t>
+        <w:t>采集 GPS、飞行状态、电池、电机等指标，通过HTTP/WebSocket实时上报；</w:t>
       </w:r>
     </w:p>
     <w:p>
@@ -1222,7 +1218,6 @@
         <w:t>：汇总电池、通信、硬件异常等告警；记录发生时间、处理状态，形成闭环。</w:t>
       </w:r>
     </w:p>
-    <w:p/>
     <w:p>
       <w:pPr>
         <w:pStyle w:val="4"/>
@@ -1329,7 +1324,7 @@
     </w:p>
     <w:p>
       <w:r>
-        <w:t>本项目在一套系统中，集成了：全栈 Go 单文件部署、多协议接入、WebSocket 实时通信、浏览器远程控制、以及大模型智能航线规划，兼顾工程落地与智能化探索。</w:t>
+        <w:t>本项目在一套系统中，集成了：全栈 Go 单文件部署、多协议接入、WebSocket实时通信、浏览器远程控制、以及大模型智能航线规划，兼顾工程落地与智能化探索。</w:t>
       </w:r>
     </w:p>
     <w:p>

--- a/答辩稿_标准格式-1e5ce5cd7c.docx
+++ b/答辩稿_标准格式-1e5ce5cd7c.docx
@@ -13,7 +13,21 @@
           <w:rFonts w:hint="default"/>
           <w:lang w:val="en-US" w:eastAsia="en-US"/>
         </w:rPr>
-        <w:t>各位老师好，我是本次项目答辩人王晟璇，我们团队的项目名称是《智能工具人机交互与远程操控系统》，指导老师是冯朔老师。</w:t>
+        <w:t>各位老师好，我是本次项目答辩人王晟璇，我们团队的项目名称是《</w:t>
+      </w:r>
+      <w:r>
+        <w:rPr>
+          <w:rFonts w:hint="eastAsia"/>
+          <w:lang w:val="en-US" w:eastAsia="zh-CN"/>
+        </w:rPr>
+        <w:t>CloudControl</w:t>
+      </w:r>
+      <w:r>
+        <w:rPr>
+          <w:rFonts w:hint="default"/>
+          <w:lang w:val="en-US" w:eastAsia="en-US"/>
+        </w:rPr>
+        <w:t>》，指导老师是冯朔老师。</w:t>
       </w:r>
     </w:p>
     <w:p>
@@ -74,6 +88,8 @@
         </w:rPr>
         <w:t>项目技术亮点</w:t>
       </w:r>
+      <w:bookmarkStart w:id="0" w:name="_GoBack"/>
+      <w:bookmarkEnd w:id="0"/>
     </w:p>
     <w:p>
       <w:pPr>
@@ -277,7 +293,7 @@
     </w:p>
     <w:p>
       <w:r>
-        <w:t>本项目建设的，是一套面向无人机和智能设备的综合管控平台，实现：</w:t>
+        <w:t>本项目建设的是一套面向无人机和智能设备的综合管控平台，实现：</w:t>
       </w:r>
     </w:p>
     <w:p>
@@ -328,17 +344,6 @@
         <w:t>通过 WebSocket 和告警链路，提升运维效率与安全性，降低人员和管理成本。</w:t>
       </w:r>
     </w:p>
-    <w:p>
-      <w:r>
-        <w:rPr>
-          <w:b/>
-        </w:rPr>
-        <w:t>简而言之</w:t>
-      </w:r>
-      <w:r>
-        <w:t>：让"看得见、控得住、管得好"在一套系统里完成。</w:t>
-      </w:r>
-    </w:p>
     <w:p/>
     <w:p>
       <w:pPr>
@@ -372,7 +377,7 @@
         <w:t>全栈 Go 架构</w:t>
       </w:r>
       <w:r>
-        <w:t>：后端用 Go + Gin，前端静态资源通过 embed 编入二进制，单文件部署、零依赖。</w:t>
+        <w:t>：后端用 Go + Gin，前端静态资源通过embed编入二进制，单文件部署、零依赖。</w:t>
       </w:r>
     </w:p>
     <w:p>
@@ -482,12 +487,7 @@
         <w:t>浏览器内远程控制</w:t>
       </w:r>
       <w:r>
-        <w:t>：集成 noVNC 和 xterm.js，支持浏览器直接</w:t>
-      </w:r>
-      <w:bookmarkStart w:id="0" w:name="_GoBack"/>
-      <w:bookmarkEnd w:id="0"/>
-      <w:r>
-        <w:t>VNC/SSH，到处只要有浏览器就能管设备。</w:t>
+        <w:t>：集成 noVNC 和 xterm.js，支持浏览器直接VNC/SSH，到处只要有浏览器就能管设备。</w:t>
       </w:r>
     </w:p>
     <w:p>
@@ -1040,7 +1040,7 @@
     </w:p>
     <w:p>
       <w:pPr>
-        <w:ind w:left="0" w:hanging="142"/>
+        <w:ind w:left="219" w:leftChars="-64" w:hanging="360" w:hangingChars="164"/>
       </w:pPr>
       <w:r>
         <w:rPr>
@@ -1051,7 +1051,7 @@
         <w:t xml:space="preserve">• </w:t>
       </w:r>
       <w:r>
-        <w:t>通过 hw-agent 心跳判定在线/离线；支持关联视频流地址，在系统内查看实时画面。</w:t>
+        <w:t>通过hw-agent心跳判定在线/离线；支持关联视频流地址，在系统内查看实时画面。</w:t>
       </w:r>
     </w:p>
     <w:p>
@@ -1239,7 +1239,7 @@
         <w:ind w:left="0" w:firstLine="0" w:firstLineChars="0"/>
       </w:pPr>
       <w:r>
-        <w:t>接下来介绍我们的团队与未来规划。我们的团队共 10 人，涵盖了项目管理、技术开发等多个岗位，分工明确、协作紧密，保障了项目从需求设计到落地测试的全流程推进。</w:t>
+        <w:t>接下来介绍我们的团队与未来规划。我们的团队共 10 人，涵盖多个岗位，分工明确，保障了项目从需求设计到落地测试的全流程推进。</w:t>
       </w:r>
     </w:p>
     <w:p>
@@ -1248,14 +1248,6 @@
       </w:pPr>
       <w:r>
         <w:t>6.2 项目完成情况</w:t>
-      </w:r>
-    </w:p>
-    <w:p>
-      <w:r>
-        <w:rPr>
-          <w:b/>
-        </w:rPr>
-        <w:t>已完成：</w:t>
       </w:r>
     </w:p>
     <w:p>
@@ -1406,11 +1398,17 @@
         </w:rPr>
         <w:t>总的来说，我们的项目希望在无人机和智能设备管控领域，提供一个统一、轻量、实时、智能的解决方案。它既是一个技术栈完整的工程实践项目，也具有向实际行业应用扩展的潜力。</w:t>
       </w:r>
-    </w:p>
-    <w:p>
-      <w:pPr>
-        <w:spacing w:after="120" w:line="276" w:lineRule="auto"/>
-        <w:ind w:firstLine="440" w:firstLineChars="200"/>
+      <w:r>
+        <w:rPr>
+          <w:rFonts w:ascii="宋体" w:hAnsi="宋体" w:eastAsia="宋体" w:cstheme="minorBidi"/>
+          <w:color w:val="000000"/>
+          <w:sz w:val="22"/>
+          <w:szCs w:val="22"/>
+          <w:lang w:val="en-US" w:eastAsia="zh-CN" w:bidi="ar-SA"/>
+        </w:rPr>
+        <w:t>最后，衷心感谢冯朔老师对我们的悉心指导，也感谢各位评委老师的聆听与指导。</w:t>
+      </w:r>
+      <w:r>
         <w:rPr>
           <w:rFonts w:hint="default" w:ascii="宋体" w:hAnsi="宋体" w:eastAsia="宋体" w:cstheme="minorBidi"/>
           <w:color w:val="000000"/>
@@ -1418,16 +1416,17 @@
           <w:szCs w:val="22"/>
           <w:lang w:val="en-US" w:eastAsia="zh-CN" w:bidi="ar-SA"/>
         </w:rPr>
-      </w:pPr>
+        <w:t>我的汇报到这里结束，欢迎</w:t>
+      </w:r>
       <w:r>
         <w:rPr>
-          <w:rFonts w:ascii="宋体" w:hAnsi="宋体" w:eastAsia="宋体" w:cstheme="minorBidi"/>
+          <w:rFonts w:hint="eastAsia" w:cstheme="minorBidi"/>
           <w:color w:val="000000"/>
           <w:sz w:val="22"/>
           <w:szCs w:val="22"/>
           <w:lang w:val="en-US" w:eastAsia="zh-CN" w:bidi="ar-SA"/>
         </w:rPr>
-        <w:t>最后，衷心感谢指导老师冯朔老师对我们的悉心指导，感谢团队每一位成员的通力合作，也感谢各位评委老师的聆听与指导。</w:t>
+        <w:t>大家</w:t>
       </w:r>
       <w:r>
         <w:rPr>
@@ -1437,7 +1436,7 @@
           <w:szCs w:val="22"/>
           <w:lang w:val="en-US" w:eastAsia="zh-CN" w:bidi="ar-SA"/>
         </w:rPr>
-        <w:t>我的汇报到这里结束，感谢各位老师的聆听，欢迎提出宝贵的意见与建议。</w:t>
+        <w:t>提出建议。</w:t>
       </w:r>
     </w:p>
     <w:p>
@@ -1696,8 +1695,8 @@
     <w:lsdException w:uiPriority="99" w:name="Normal Indent"/>
     <w:lsdException w:uiPriority="99" w:name="footnote text"/>
     <w:lsdException w:uiPriority="99" w:name="annotation text"/>
-    <w:lsdException w:uiPriority="99" w:semiHidden="0" w:name="header"/>
-    <w:lsdException w:uiPriority="99" w:semiHidden="0" w:name="footer"/>
+    <w:lsdException w:qFormat="1" w:uiPriority="99" w:semiHidden="0" w:name="header"/>
+    <w:lsdException w:qFormat="1" w:uiPriority="99" w:semiHidden="0" w:name="footer"/>
     <w:lsdException w:uiPriority="99" w:name="index heading"/>
     <w:lsdException w:qFormat="1" w:uiPriority="35" w:name="caption"/>
     <w:lsdException w:uiPriority="99" w:name="table of figures"/>
@@ -1813,24 +1812,24 @@
     <w:lsdException w:uiPriority="99" w:name="Table Web 2"/>
     <w:lsdException w:uiPriority="99" w:name="Table Web 3"/>
     <w:lsdException w:uiPriority="99" w:name="Balloon Text"/>
-    <w:lsdException w:unhideWhenUsed="0" w:uiPriority="59" w:semiHidden="0" w:name="Table Grid"/>
+    <w:lsdException w:qFormat="1" w:unhideWhenUsed="0" w:uiPriority="59" w:semiHidden="0" w:name="Table Grid"/>
     <w:lsdException w:uiPriority="99" w:name="Table Theme"/>
     <w:lsdException w:qFormat="1" w:unhideWhenUsed="0" w:uiPriority="1" w:semiHidden="0" w:name="No Spacing"/>
     <w:lsdException w:qFormat="1" w:unhideWhenUsed="0" w:uiPriority="60" w:semiHidden="0" w:name="Light Shading"/>
     <w:lsdException w:qFormat="1" w:unhideWhenUsed="0" w:uiPriority="61" w:semiHidden="0" w:name="Light List"/>
-    <w:lsdException w:unhideWhenUsed="0" w:uiPriority="62" w:semiHidden="0" w:name="Light Grid"/>
+    <w:lsdException w:qFormat="1" w:unhideWhenUsed="0" w:uiPriority="62" w:semiHidden="0" w:name="Light Grid"/>
     <w:lsdException w:qFormat="1" w:unhideWhenUsed="0" w:uiPriority="63" w:semiHidden="0" w:name="Medium Shading 1"/>
     <w:lsdException w:qFormat="1" w:unhideWhenUsed="0" w:uiPriority="64" w:semiHidden="0" w:name="Medium Shading 2"/>
     <w:lsdException w:qFormat="1" w:unhideWhenUsed="0" w:uiPriority="65" w:semiHidden="0" w:name="Medium List 1"/>
     <w:lsdException w:qFormat="1" w:unhideWhenUsed="0" w:uiPriority="66" w:semiHidden="0" w:name="Medium List 2"/>
     <w:lsdException w:qFormat="1" w:unhideWhenUsed="0" w:uiPriority="67" w:semiHidden="0" w:name="Medium Grid 1"/>
-    <w:lsdException w:unhideWhenUsed="0" w:uiPriority="68" w:semiHidden="0" w:name="Medium Grid 2"/>
-    <w:lsdException w:unhideWhenUsed="0" w:uiPriority="69" w:semiHidden="0" w:name="Medium Grid 3"/>
-    <w:lsdException w:unhideWhenUsed="0" w:uiPriority="70" w:semiHidden="0" w:name="Dark List"/>
-    <w:lsdException w:unhideWhenUsed="0" w:uiPriority="71" w:semiHidden="0" w:name="Colorful Shading"/>
+    <w:lsdException w:qFormat="1" w:unhideWhenUsed="0" w:uiPriority="68" w:semiHidden="0" w:name="Medium Grid 2"/>
+    <w:lsdException w:qFormat="1" w:unhideWhenUsed="0" w:uiPriority="69" w:semiHidden="0" w:name="Medium Grid 3"/>
+    <w:lsdException w:qFormat="1" w:unhideWhenUsed="0" w:uiPriority="70" w:semiHidden="0" w:name="Dark List"/>
+    <w:lsdException w:qFormat="1" w:unhideWhenUsed="0" w:uiPriority="71" w:semiHidden="0" w:name="Colorful Shading"/>
     <w:lsdException w:qFormat="1" w:unhideWhenUsed="0" w:uiPriority="72" w:semiHidden="0" w:name="Colorful List"/>
     <w:lsdException w:qFormat="1" w:unhideWhenUsed="0" w:uiPriority="73" w:semiHidden="0" w:name="Colorful Grid"/>
-    <w:lsdException w:unhideWhenUsed="0" w:uiPriority="60" w:semiHidden="0" w:name="Light Shading Accent 1"/>
+    <w:lsdException w:qFormat="1" w:unhideWhenUsed="0" w:uiPriority="60" w:semiHidden="0" w:name="Light Shading Accent 1"/>
     <w:lsdException w:qFormat="1" w:unhideWhenUsed="0" w:uiPriority="61" w:semiHidden="0" w:name="Light List Accent 1"/>
     <w:lsdException w:unhideWhenUsed="0" w:uiPriority="62" w:semiHidden="0" w:name="Light Grid Accent 1"/>
     <w:lsdException w:qFormat="1" w:unhideWhenUsed="0" w:uiPriority="63" w:semiHidden="0" w:name="Medium Shading 1 Accent 1"/>
@@ -1841,24 +1840,24 @@
     <w:lsdException w:qFormat="1" w:unhideWhenUsed="0" w:uiPriority="30" w:semiHidden="0" w:name="Intense Quote"/>
     <w:lsdException w:qFormat="1" w:unhideWhenUsed="0" w:uiPriority="66" w:semiHidden="0" w:name="Medium List 2 Accent 1"/>
     <w:lsdException w:qFormat="1" w:unhideWhenUsed="0" w:uiPriority="67" w:semiHidden="0" w:name="Medium Grid 1 Accent 1"/>
-    <w:lsdException w:unhideWhenUsed="0" w:uiPriority="68" w:semiHidden="0" w:name="Medium Grid 2 Accent 1"/>
-    <w:lsdException w:unhideWhenUsed="0" w:uiPriority="69" w:semiHidden="0" w:name="Medium Grid 3 Accent 1"/>
-    <w:lsdException w:unhideWhenUsed="0" w:uiPriority="70" w:semiHidden="0" w:name="Dark List Accent 1"/>
-    <w:lsdException w:unhideWhenUsed="0" w:uiPriority="71" w:semiHidden="0" w:name="Colorful Shading Accent 1"/>
+    <w:lsdException w:qFormat="1" w:unhideWhenUsed="0" w:uiPriority="68" w:semiHidden="0" w:name="Medium Grid 2 Accent 1"/>
+    <w:lsdException w:qFormat="1" w:unhideWhenUsed="0" w:uiPriority="69" w:semiHidden="0" w:name="Medium Grid 3 Accent 1"/>
+    <w:lsdException w:qFormat="1" w:unhideWhenUsed="0" w:uiPriority="70" w:semiHidden="0" w:name="Dark List Accent 1"/>
+    <w:lsdException w:qFormat="1" w:unhideWhenUsed="0" w:uiPriority="71" w:semiHidden="0" w:name="Colorful Shading Accent 1"/>
     <w:lsdException w:qFormat="1" w:unhideWhenUsed="0" w:uiPriority="72" w:semiHidden="0" w:name="Colorful List Accent 1"/>
     <w:lsdException w:qFormat="1" w:unhideWhenUsed="0" w:uiPriority="73" w:semiHidden="0" w:name="Colorful Grid Accent 1"/>
     <w:lsdException w:qFormat="1" w:unhideWhenUsed="0" w:uiPriority="60" w:semiHidden="0" w:name="Light Shading Accent 2"/>
-    <w:lsdException w:unhideWhenUsed="0" w:uiPriority="61" w:semiHidden="0" w:name="Light List Accent 2"/>
-    <w:lsdException w:unhideWhenUsed="0" w:uiPriority="62" w:semiHidden="0" w:name="Light Grid Accent 2"/>
+    <w:lsdException w:qFormat="1" w:unhideWhenUsed="0" w:uiPriority="61" w:semiHidden="0" w:name="Light List Accent 2"/>
+    <w:lsdException w:qFormat="1" w:unhideWhenUsed="0" w:uiPriority="62" w:semiHidden="0" w:name="Light Grid Accent 2"/>
     <w:lsdException w:qFormat="1" w:unhideWhenUsed="0" w:uiPriority="63" w:semiHidden="0" w:name="Medium Shading 1 Accent 2"/>
     <w:lsdException w:qFormat="1" w:unhideWhenUsed="0" w:uiPriority="64" w:semiHidden="0" w:name="Medium Shading 2 Accent 2"/>
     <w:lsdException w:qFormat="1" w:unhideWhenUsed="0" w:uiPriority="65" w:semiHidden="0" w:name="Medium List 1 Accent 2"/>
     <w:lsdException w:qFormat="1" w:unhideWhenUsed="0" w:uiPriority="66" w:semiHidden="0" w:name="Medium List 2 Accent 2"/>
     <w:lsdException w:qFormat="1" w:unhideWhenUsed="0" w:uiPriority="67" w:semiHidden="0" w:name="Medium Grid 1 Accent 2"/>
-    <w:lsdException w:unhideWhenUsed="0" w:uiPriority="68" w:semiHidden="0" w:name="Medium Grid 2 Accent 2"/>
-    <w:lsdException w:unhideWhenUsed="0" w:uiPriority="69" w:semiHidden="0" w:name="Medium Grid 3 Accent 2"/>
-    <w:lsdException w:unhideWhenUsed="0" w:uiPriority="70" w:semiHidden="0" w:name="Dark List Accent 2"/>
-    <w:lsdException w:unhideWhenUsed="0" w:uiPriority="71" w:semiHidden="0" w:name="Colorful Shading Accent 2"/>
+    <w:lsdException w:qFormat="1" w:unhideWhenUsed="0" w:uiPriority="68" w:semiHidden="0" w:name="Medium Grid 2 Accent 2"/>
+    <w:lsdException w:qFormat="1" w:unhideWhenUsed="0" w:uiPriority="69" w:semiHidden="0" w:name="Medium Grid 3 Accent 2"/>
+    <w:lsdException w:qFormat="1" w:unhideWhenUsed="0" w:uiPriority="70" w:semiHidden="0" w:name="Dark List Accent 2"/>
+    <w:lsdException w:qFormat="1" w:unhideWhenUsed="0" w:uiPriority="71" w:semiHidden="0" w:name="Colorful Shading Accent 2"/>
     <w:lsdException w:qFormat="1" w:unhideWhenUsed="0" w:uiPriority="72" w:semiHidden="0" w:name="Colorful List Accent 2"/>
     <w:lsdException w:qFormat="1" w:unhideWhenUsed="0" w:uiPriority="73" w:semiHidden="0" w:name="Colorful Grid Accent 2"/>
     <w:lsdException w:qFormat="1" w:unhideWhenUsed="0" w:uiPriority="60" w:semiHidden="0" w:name="Light Shading Accent 3"/>
@@ -1869,13 +1868,13 @@
     <w:lsdException w:qFormat="1" w:unhideWhenUsed="0" w:uiPriority="65" w:semiHidden="0" w:name="Medium List 1 Accent 3"/>
     <w:lsdException w:qFormat="1" w:unhideWhenUsed="0" w:uiPriority="66" w:semiHidden="0" w:name="Medium List 2 Accent 3"/>
     <w:lsdException w:qFormat="1" w:unhideWhenUsed="0" w:uiPriority="67" w:semiHidden="0" w:name="Medium Grid 1 Accent 3"/>
-    <w:lsdException w:unhideWhenUsed="0" w:uiPriority="68" w:semiHidden="0" w:name="Medium Grid 2 Accent 3"/>
+    <w:lsdException w:qFormat="1" w:unhideWhenUsed="0" w:uiPriority="68" w:semiHidden="0" w:name="Medium Grid 2 Accent 3"/>
     <w:lsdException w:unhideWhenUsed="0" w:uiPriority="69" w:semiHidden="0" w:name="Medium Grid 3 Accent 3"/>
     <w:lsdException w:unhideWhenUsed="0" w:uiPriority="70" w:semiHidden="0" w:name="Dark List Accent 3"/>
-    <w:lsdException w:unhideWhenUsed="0" w:uiPriority="71" w:semiHidden="0" w:name="Colorful Shading Accent 3"/>
+    <w:lsdException w:qFormat="1" w:unhideWhenUsed="0" w:uiPriority="71" w:semiHidden="0" w:name="Colorful Shading Accent 3"/>
     <w:lsdException w:qFormat="1" w:unhideWhenUsed="0" w:uiPriority="72" w:semiHidden="0" w:name="Colorful List Accent 3"/>
     <w:lsdException w:qFormat="1" w:unhideWhenUsed="0" w:uiPriority="73" w:semiHidden="0" w:name="Colorful Grid Accent 3"/>
-    <w:lsdException w:unhideWhenUsed="0" w:uiPriority="60" w:semiHidden="0" w:name="Light Shading Accent 4"/>
+    <w:lsdException w:qFormat="1" w:unhideWhenUsed="0" w:uiPriority="60" w:semiHidden="0" w:name="Light Shading Accent 4"/>
     <w:lsdException w:qFormat="1" w:unhideWhenUsed="0" w:uiPriority="61" w:semiHidden="0" w:name="Light List Accent 4"/>
     <w:lsdException w:qFormat="1" w:unhideWhenUsed="0" w:uiPriority="62" w:semiHidden="0" w:name="Light Grid Accent 4"/>
     <w:lsdException w:qFormat="1" w:unhideWhenUsed="0" w:uiPriority="63" w:semiHidden="0" w:name="Medium Shading 1 Accent 4"/>
@@ -1883,27 +1882,27 @@
     <w:lsdException w:qFormat="1" w:unhideWhenUsed="0" w:uiPriority="65" w:semiHidden="0" w:name="Medium List 1 Accent 4"/>
     <w:lsdException w:qFormat="1" w:unhideWhenUsed="0" w:uiPriority="66" w:semiHidden="0" w:name="Medium List 2 Accent 4"/>
     <w:lsdException w:qFormat="1" w:unhideWhenUsed="0" w:uiPriority="67" w:semiHidden="0" w:name="Medium Grid 1 Accent 4"/>
-    <w:lsdException w:unhideWhenUsed="0" w:uiPriority="68" w:semiHidden="0" w:name="Medium Grid 2 Accent 4"/>
-    <w:lsdException w:unhideWhenUsed="0" w:uiPriority="69" w:semiHidden="0" w:name="Medium Grid 3 Accent 4"/>
-    <w:lsdException w:unhideWhenUsed="0" w:uiPriority="70" w:semiHidden="0" w:name="Dark List Accent 4"/>
-    <w:lsdException w:unhideWhenUsed="0" w:uiPriority="71" w:semiHidden="0" w:name="Colorful Shading Accent 4"/>
+    <w:lsdException w:qFormat="1" w:unhideWhenUsed="0" w:uiPriority="68" w:semiHidden="0" w:name="Medium Grid 2 Accent 4"/>
+    <w:lsdException w:qFormat="1" w:unhideWhenUsed="0" w:uiPriority="69" w:semiHidden="0" w:name="Medium Grid 3 Accent 4"/>
+    <w:lsdException w:qFormat="1" w:unhideWhenUsed="0" w:uiPriority="70" w:semiHidden="0" w:name="Dark List Accent 4"/>
+    <w:lsdException w:qFormat="1" w:unhideWhenUsed="0" w:uiPriority="71" w:semiHidden="0" w:name="Colorful Shading Accent 4"/>
     <w:lsdException w:qFormat="1" w:unhideWhenUsed="0" w:uiPriority="72" w:semiHidden="0" w:name="Colorful List Accent 4"/>
     <w:lsdException w:qFormat="1" w:unhideWhenUsed="0" w:uiPriority="73" w:semiHidden="0" w:name="Colorful Grid Accent 4"/>
     <w:lsdException w:qFormat="1" w:unhideWhenUsed="0" w:uiPriority="60" w:semiHidden="0" w:name="Light Shading Accent 5"/>
-    <w:lsdException w:unhideWhenUsed="0" w:uiPriority="61" w:semiHidden="0" w:name="Light List Accent 5"/>
-    <w:lsdException w:unhideWhenUsed="0" w:uiPriority="62" w:semiHidden="0" w:name="Light Grid Accent 5"/>
+    <w:lsdException w:qFormat="1" w:unhideWhenUsed="0" w:uiPriority="61" w:semiHidden="0" w:name="Light List Accent 5"/>
+    <w:lsdException w:qFormat="1" w:unhideWhenUsed="0" w:uiPriority="62" w:semiHidden="0" w:name="Light Grid Accent 5"/>
     <w:lsdException w:qFormat="1" w:unhideWhenUsed="0" w:uiPriority="63" w:semiHidden="0" w:name="Medium Shading 1 Accent 5"/>
     <w:lsdException w:qFormat="1" w:unhideWhenUsed="0" w:uiPriority="64" w:semiHidden="0" w:name="Medium Shading 2 Accent 5"/>
     <w:lsdException w:qFormat="1" w:unhideWhenUsed="0" w:uiPriority="65" w:semiHidden="0" w:name="Medium List 1 Accent 5"/>
     <w:lsdException w:qFormat="1" w:unhideWhenUsed="0" w:uiPriority="66" w:semiHidden="0" w:name="Medium List 2 Accent 5"/>
     <w:lsdException w:qFormat="1" w:unhideWhenUsed="0" w:uiPriority="67" w:semiHidden="0" w:name="Medium Grid 1 Accent 5"/>
-    <w:lsdException w:unhideWhenUsed="0" w:uiPriority="68" w:semiHidden="0" w:name="Medium Grid 2 Accent 5"/>
-    <w:lsdException w:unhideWhenUsed="0" w:uiPriority="69" w:semiHidden="0" w:name="Medium Grid 3 Accent 5"/>
+    <w:lsdException w:qFormat="1" w:unhideWhenUsed="0" w:uiPriority="68" w:semiHidden="0" w:name="Medium Grid 2 Accent 5"/>
+    <w:lsdException w:qFormat="1" w:unhideWhenUsed="0" w:uiPriority="69" w:semiHidden="0" w:name="Medium Grid 3 Accent 5"/>
     <w:lsdException w:unhideWhenUsed="0" w:uiPriority="70" w:semiHidden="0" w:name="Dark List Accent 5"/>
-    <w:lsdException w:unhideWhenUsed="0" w:uiPriority="71" w:semiHidden="0" w:name="Colorful Shading Accent 5"/>
+    <w:lsdException w:qFormat="1" w:unhideWhenUsed="0" w:uiPriority="71" w:semiHidden="0" w:name="Colorful Shading Accent 5"/>
     <w:lsdException w:qFormat="1" w:unhideWhenUsed="0" w:uiPriority="72" w:semiHidden="0" w:name="Colorful List Accent 5"/>
     <w:lsdException w:qFormat="1" w:unhideWhenUsed="0" w:uiPriority="73" w:semiHidden="0" w:name="Colorful Grid Accent 5"/>
-    <w:lsdException w:unhideWhenUsed="0" w:uiPriority="60" w:semiHidden="0" w:name="Light Shading Accent 6"/>
+    <w:lsdException w:qFormat="1" w:unhideWhenUsed="0" w:uiPriority="60" w:semiHidden="0" w:name="Light Shading Accent 6"/>
     <w:lsdException w:qFormat="1" w:unhideWhenUsed="0" w:uiPriority="61" w:semiHidden="0" w:name="Light List Accent 6"/>
     <w:lsdException w:qFormat="1" w:unhideWhenUsed="0" w:uiPriority="62" w:semiHidden="0" w:name="Light Grid Accent 6"/>
     <w:lsdException w:qFormat="1" w:unhideWhenUsed="0" w:uiPriority="63" w:semiHidden="0" w:name="Medium Shading 1 Accent 6"/>
@@ -1911,9 +1910,9 @@
     <w:lsdException w:qFormat="1" w:unhideWhenUsed="0" w:uiPriority="65" w:semiHidden="0" w:name="Medium List 1 Accent 6"/>
     <w:lsdException w:qFormat="1" w:unhideWhenUsed="0" w:uiPriority="66" w:semiHidden="0" w:name="Medium List 2 Accent 6"/>
     <w:lsdException w:qFormat="1" w:unhideWhenUsed="0" w:uiPriority="67" w:semiHidden="0" w:name="Medium Grid 1 Accent 6"/>
-    <w:lsdException w:unhideWhenUsed="0" w:uiPriority="68" w:semiHidden="0" w:name="Medium Grid 2 Accent 6"/>
-    <w:lsdException w:unhideWhenUsed="0" w:uiPriority="69" w:semiHidden="0" w:name="Medium Grid 3 Accent 6"/>
-    <w:lsdException w:unhideWhenUsed="0" w:uiPriority="70" w:semiHidden="0" w:name="Dark List Accent 6"/>
+    <w:lsdException w:qFormat="1" w:unhideWhenUsed="0" w:uiPriority="68" w:semiHidden="0" w:name="Medium Grid 2 Accent 6"/>
+    <w:lsdException w:qFormat="1" w:unhideWhenUsed="0" w:uiPriority="69" w:semiHidden="0" w:name="Medium Grid 3 Accent 6"/>
+    <w:lsdException w:qFormat="1" w:unhideWhenUsed="0" w:uiPriority="70" w:semiHidden="0" w:name="Dark List Accent 6"/>
     <w:lsdException w:qFormat="1" w:unhideWhenUsed="0" w:uiPriority="71" w:semiHidden="0" w:name="Colorful Shading Accent 6"/>
     <w:lsdException w:qFormat="1" w:unhideWhenUsed="0" w:uiPriority="72" w:semiHidden="0" w:name="Colorful List Accent 6"/>
     <w:lsdException w:qFormat="1" w:unhideWhenUsed="0" w:uiPriority="73" w:semiHidden="0" w:name="Colorful Grid Accent 6"/>
@@ -2389,6 +2388,7 @@
     <w:basedOn w:val="1"/>
     <w:link w:val="137"/>
     <w:unhideWhenUsed/>
+    <w:qFormat/>
     <w:uiPriority w:val="99"/>
     <w:pPr>
       <w:tabs>
@@ -2403,6 +2403,7 @@
     <w:basedOn w:val="1"/>
     <w:link w:val="136"/>
     <w:unhideWhenUsed/>
+    <w:qFormat/>
     <w:uiPriority w:val="99"/>
     <w:pPr>
       <w:tabs>
@@ -2523,6 +2524,7 @@
   <w:style w:type="table" w:styleId="34">
     <w:name w:val="Table Grid"/>
     <w:basedOn w:val="33"/>
+    <w:qFormat/>
     <w:uiPriority w:val="59"/>
     <w:pPr>
       <w:spacing w:after="0" w:line="240" w:lineRule="auto"/>
@@ -2647,6 +2649,7 @@
   <w:style w:type="table" w:styleId="36">
     <w:name w:val="Light Shading Accent 1"/>
     <w:basedOn w:val="33"/>
+    <w:qFormat/>
     <w:uiPriority w:val="60"/>
     <w:pPr>
       <w:spacing w:after="0" w:line="240" w:lineRule="auto"/>
@@ -2946,6 +2949,7 @@
   <w:style w:type="table" w:styleId="39">
     <w:name w:val="Light Shading Accent 4"/>
     <w:basedOn w:val="33"/>
+    <w:qFormat/>
     <w:uiPriority w:val="60"/>
     <w:pPr>
       <w:spacing w:after="0" w:line="240" w:lineRule="auto"/>
@@ -3145,6 +3149,7 @@
   <w:style w:type="table" w:styleId="41">
     <w:name w:val="Light Shading Accent 6"/>
     <w:basedOn w:val="33"/>
+    <w:qFormat/>
     <w:uiPriority w:val="60"/>
     <w:pPr>
       <w:spacing w:after="0" w:line="240" w:lineRule="auto"/>
@@ -3432,6 +3437,7 @@
   <w:style w:type="table" w:styleId="44">
     <w:name w:val="Light List Accent 2"/>
     <w:basedOn w:val="33"/>
+    <w:qFormat/>
     <w:uiPriority w:val="61"/>
     <w:pPr>
       <w:spacing w:after="0" w:line="240" w:lineRule="auto"/>
@@ -3712,6 +3718,7 @@
   <w:style w:type="table" w:styleId="47">
     <w:name w:val="Light List Accent 5"/>
     <w:basedOn w:val="33"/>
+    <w:qFormat/>
     <w:uiPriority w:val="61"/>
     <w:pPr>
       <w:spacing w:after="0" w:line="240" w:lineRule="auto"/>
@@ -3899,6 +3906,7 @@
   <w:style w:type="table" w:styleId="49">
     <w:name w:val="Light Grid"/>
     <w:basedOn w:val="33"/>
+    <w:qFormat/>
     <w:uiPriority w:val="62"/>
     <w:pPr>
       <w:spacing w:after="0" w:line="240" w:lineRule="auto"/>
@@ -4151,6 +4159,7 @@
   <w:style w:type="table" w:styleId="51">
     <w:name w:val="Light Grid Accent 2"/>
     <w:basedOn w:val="33"/>
+    <w:qFormat/>
     <w:uiPriority w:val="62"/>
     <w:pPr>
       <w:spacing w:after="0" w:line="240" w:lineRule="auto"/>
@@ -4530,6 +4539,7 @@
   <w:style w:type="table" w:styleId="54">
     <w:name w:val="Light Grid Accent 5"/>
     <w:basedOn w:val="33"/>
+    <w:qFormat/>
     <w:uiPriority w:val="62"/>
     <w:pPr>
       <w:spacing w:after="0" w:line="240" w:lineRule="auto"/>
@@ -8738,6 +8748,7 @@
   <w:style w:type="table" w:styleId="91">
     <w:name w:val="Medium Grid 2"/>
     <w:basedOn w:val="33"/>
+    <w:qFormat/>
     <w:uiPriority w:val="68"/>
     <w:pPr>
       <w:spacing w:after="0" w:line="240" w:lineRule="auto"/>
@@ -8884,6 +8895,7 @@
   <w:style w:type="table" w:styleId="92">
     <w:name w:val="Medium Grid 2 Accent 1"/>
     <w:basedOn w:val="33"/>
+    <w:qFormat/>
     <w:uiPriority w:val="68"/>
     <w:pPr>
       <w:spacing w:after="0" w:line="240" w:lineRule="auto"/>
@@ -9030,6 +9042,7 @@
   <w:style w:type="table" w:styleId="93">
     <w:name w:val="Medium Grid 2 Accent 2"/>
     <w:basedOn w:val="33"/>
+    <w:qFormat/>
     <w:uiPriority w:val="68"/>
     <w:pPr>
       <w:spacing w:after="0" w:line="240" w:lineRule="auto"/>
@@ -9176,6 +9189,7 @@
   <w:style w:type="table" w:styleId="94">
     <w:name w:val="Medium Grid 2 Accent 3"/>
     <w:basedOn w:val="33"/>
+    <w:qFormat/>
     <w:uiPriority w:val="68"/>
     <w:pPr>
       <w:spacing w:after="0" w:line="240" w:lineRule="auto"/>
@@ -9322,6 +9336,7 @@
   <w:style w:type="table" w:styleId="95">
     <w:name w:val="Medium Grid 2 Accent 4"/>
     <w:basedOn w:val="33"/>
+    <w:qFormat/>
     <w:uiPriority w:val="68"/>
     <w:pPr>
       <w:spacing w:after="0" w:line="240" w:lineRule="auto"/>
@@ -9468,6 +9483,7 @@
   <w:style w:type="table" w:styleId="96">
     <w:name w:val="Medium Grid 2 Accent 5"/>
     <w:basedOn w:val="33"/>
+    <w:qFormat/>
     <w:uiPriority w:val="68"/>
     <w:pPr>
       <w:spacing w:after="0" w:line="240" w:lineRule="auto"/>
@@ -9614,6 +9630,7 @@
   <w:style w:type="table" w:styleId="97">
     <w:name w:val="Medium Grid 2 Accent 6"/>
     <w:basedOn w:val="33"/>
+    <w:qFormat/>
     <w:uiPriority w:val="68"/>
     <w:pPr>
       <w:spacing w:after="0" w:line="240" w:lineRule="auto"/>
@@ -9760,6 +9777,7 @@
   <w:style w:type="table" w:styleId="98">
     <w:name w:val="Medium Grid 3"/>
     <w:basedOn w:val="33"/>
+    <w:qFormat/>
     <w:uiPriority w:val="69"/>
     <w:pPr>
       <w:spacing w:after="0" w:line="240" w:lineRule="auto"/>
@@ -9917,6 +9935,7 @@
   <w:style w:type="table" w:styleId="99">
     <w:name w:val="Medium Grid 3 Accent 1"/>
     <w:basedOn w:val="33"/>
+    <w:qFormat/>
     <w:uiPriority w:val="69"/>
     <w:pPr>
       <w:spacing w:after="0" w:line="240" w:lineRule="auto"/>
@@ -10074,6 +10093,7 @@
   <w:style w:type="table" w:styleId="100">
     <w:name w:val="Medium Grid 3 Accent 2"/>
     <w:basedOn w:val="33"/>
+    <w:qFormat/>
     <w:uiPriority w:val="69"/>
     <w:pPr>
       <w:spacing w:after="0" w:line="240" w:lineRule="auto"/>
@@ -10388,6 +10408,7 @@
   <w:style w:type="table" w:styleId="102">
     <w:name w:val="Medium Grid 3 Accent 4"/>
     <w:basedOn w:val="33"/>
+    <w:qFormat/>
     <w:uiPriority w:val="69"/>
     <w:pPr>
       <w:spacing w:after="0" w:line="240" w:lineRule="auto"/>
@@ -10545,6 +10566,7 @@
   <w:style w:type="table" w:styleId="103">
     <w:name w:val="Medium Grid 3 Accent 5"/>
     <w:basedOn w:val="33"/>
+    <w:qFormat/>
     <w:uiPriority w:val="69"/>
     <w:pPr>
       <w:spacing w:after="0" w:line="240" w:lineRule="auto"/>
@@ -10702,6 +10724,7 @@
   <w:style w:type="table" w:styleId="104">
     <w:name w:val="Medium Grid 3 Accent 6"/>
     <w:basedOn w:val="33"/>
+    <w:qFormat/>
     <w:uiPriority w:val="69"/>
     <w:pPr>
       <w:spacing w:after="0" w:line="240" w:lineRule="auto"/>
@@ -10859,6 +10882,7 @@
   <w:style w:type="table" w:styleId="105">
     <w:name w:val="Dark List"/>
     <w:basedOn w:val="33"/>
+    <w:qFormat/>
     <w:uiPriority w:val="70"/>
     <w:pPr>
       <w:spacing w:after="0" w:line="240" w:lineRule="auto"/>
@@ -10974,6 +10998,7 @@
   <w:style w:type="table" w:styleId="106">
     <w:name w:val="Dark List Accent 1"/>
     <w:basedOn w:val="33"/>
+    <w:qFormat/>
     <w:uiPriority w:val="70"/>
     <w:pPr>
       <w:spacing w:after="0" w:line="240" w:lineRule="auto"/>
@@ -11089,6 +11114,7 @@
   <w:style w:type="table" w:styleId="107">
     <w:name w:val="Dark List Accent 2"/>
     <w:basedOn w:val="33"/>
+    <w:qFormat/>
     <w:uiPriority w:val="70"/>
     <w:pPr>
       <w:spacing w:after="0" w:line="240" w:lineRule="auto"/>
@@ -11319,6 +11345,7 @@
   <w:style w:type="table" w:styleId="109">
     <w:name w:val="Dark List Accent 4"/>
     <w:basedOn w:val="33"/>
+    <w:qFormat/>
     <w:uiPriority w:val="70"/>
     <w:pPr>
       <w:spacing w:after="0" w:line="240" w:lineRule="auto"/>
@@ -11549,6 +11576,7 @@
   <w:style w:type="table" w:styleId="111">
     <w:name w:val="Dark List Accent 6"/>
     <w:basedOn w:val="33"/>
+    <w:qFormat/>
     <w:uiPriority w:val="70"/>
     <w:pPr>
       <w:spacing w:after="0" w:line="240" w:lineRule="auto"/>
@@ -11664,6 +11692,7 @@
   <w:style w:type="table" w:styleId="112">
     <w:name w:val="Colorful Shading"/>
     <w:basedOn w:val="33"/>
+    <w:qFormat/>
     <w:uiPriority w:val="71"/>
     <w:pPr>
       <w:spacing w:after="0" w:line="240" w:lineRule="auto"/>
@@ -11812,6 +11841,7 @@
   <w:style w:type="table" w:styleId="113">
     <w:name w:val="Colorful Shading Accent 1"/>
     <w:basedOn w:val="33"/>
+    <w:qFormat/>
     <w:uiPriority w:val="71"/>
     <w:pPr>
       <w:spacing w:after="0" w:line="240" w:lineRule="auto"/>
@@ -11960,6 +11990,7 @@
   <w:style w:type="table" w:styleId="114">
     <w:name w:val="Colorful Shading Accent 2"/>
     <w:basedOn w:val="33"/>
+    <w:qFormat/>
     <w:uiPriority w:val="71"/>
     <w:pPr>
       <w:spacing w:after="0" w:line="240" w:lineRule="auto"/>
@@ -12108,6 +12139,7 @@
   <w:style w:type="table" w:styleId="115">
     <w:name w:val="Colorful Shading Accent 3"/>
     <w:basedOn w:val="33"/>
+    <w:qFormat/>
     <w:uiPriority w:val="71"/>
     <w:pPr>
       <w:spacing w:after="0" w:line="240" w:lineRule="auto"/>
@@ -12236,6 +12268,7 @@
   <w:style w:type="table" w:styleId="116">
     <w:name w:val="Colorful Shading Accent 4"/>
     <w:basedOn w:val="33"/>
+    <w:qFormat/>
     <w:uiPriority w:val="71"/>
     <w:pPr>
       <w:spacing w:after="0" w:line="240" w:lineRule="auto"/>
@@ -12384,6 +12417,7 @@
   <w:style w:type="table" w:styleId="117">
     <w:name w:val="Colorful Shading Accent 5"/>
     <w:basedOn w:val="33"/>
+    <w:qFormat/>
     <w:uiPriority w:val="71"/>
     <w:pPr>
       <w:spacing w:after="0" w:line="240" w:lineRule="auto"/>
@@ -14032,12 +14066,14 @@
     <w:name w:val="Header Char"/>
     <w:basedOn w:val="133"/>
     <w:link w:val="25"/>
+    <w:qFormat/>
     <w:uiPriority w:val="99"/>
   </w:style>
   <w:style w:type="character" w:customStyle="1" w:styleId="137">
     <w:name w:val="Footer Char"/>
     <w:basedOn w:val="133"/>
     <w:link w:val="24"/>
+    <w:qFormat/>
     <w:uiPriority w:val="99"/>
   </w:style>
   <w:style w:type="paragraph" w:styleId="138">

--- a/答辩稿_标准格式-1e5ce5cd7c.docx
+++ b/答辩稿_标准格式-1e5ce5cd7c.docx
@@ -88,8 +88,6 @@
         </w:rPr>
         <w:t>项目技术亮点</w:t>
       </w:r>
-      <w:bookmarkStart w:id="0" w:name="_GoBack"/>
-      <w:bookmarkEnd w:id="0"/>
     </w:p>
     <w:p>
       <w:pPr>
@@ -976,6 +974,9 @@
     <w:p>
       <w:pPr>
         <w:ind w:left="0" w:hanging="142"/>
+        <w:rPr>
+          <w:u w:val="single"/>
+        </w:rPr>
       </w:pPr>
       <w:r>
         <w:rPr>
@@ -1117,6 +1118,8 @@
       <w:r>
         <w:t>5.3 智能航线规划与任务管理</w:t>
       </w:r>
+      <w:bookmarkStart w:id="0" w:name="_GoBack"/>
+      <w:bookmarkEnd w:id="0"/>
     </w:p>
     <w:p>
       <w:pPr>
